--- a/Cover_Letters/Shinoy_Voodoo_Senior_QA_Tester___Paper_io_2_Cover_Letter.docx
+++ b/Cover_Letters/Shinoy_Voodoo_Senior_QA_Tester___Paper_io_2_Cover_Letter.docx
@@ -14,7 +14,7 @@
     </w:p>
     <w:p>
       <w:r>
-        <w:t>October 05, 2026</w:t>
+        <w:t>October 26, 2026</w:t>
       </w:r>
     </w:p>
     <w:p>
@@ -35,7 +35,7 @@
     </w:p>
     <w:p>
       <w:r>
-        <w:t>I bring extensive experience in managing testing processes, designing test plans, and collaborating with cross-functional groups. Working on Paper.io 2 sounds like a great chance to apply my background in manual and exploratory testing to mobile game development.</w:t>
+        <w:t>I have spent over 8 years working in quality assurance, focusing on manual testing, bug tracking, and release management. I enjoy working directly with developers and designers to understand feature requirements and catch issues early. When working on technical tasks, I often use Gemini Code Assist to speed up test script creation and handle repetitive setup steps efficiently.</w:t>
       </w:r>
     </w:p>
     <w:p>

--- a/Cover_Letters/Shinoy_Voodoo_Senior_QA_Tester___Paper_io_2_Cover_Letter.docx
+++ b/Cover_Letters/Shinoy_Voodoo_Senior_QA_Tester___Paper_io_2_Cover_Letter.docx
@@ -14,7 +14,7 @@
     </w:p>
     <w:p>
       <w:r>
-        <w:t>October 26, 2026</w:t>
+        <w:t>October 27, 2026</w:t>
       </w:r>
     </w:p>
     <w:p>
@@ -35,7 +35,7 @@
     </w:p>
     <w:p>
       <w:r>
-        <w:t>I have spent over 8 years working in quality assurance, focusing on manual testing, bug tracking, and release management. I enjoy working directly with developers and designers to understand feature requirements and catch issues early. When working on technical tasks, I often use Gemini Code Assist to speed up test script creation and handle repetitive setup steps efficiently.</w:t>
+        <w:t>I have spent over eight years working in QA, focusing on finding bugs early, planning tests for new releases, and working directly with developers to refine features. Since your team takes care of everything from ideas to testing on Paper.io 2, my background in owning the entire testing process fits well with how you work. I am also used to using AI tools like Gemini Code Assist daily to speed up my work and handle repetitive tasks more efficiently.</w:t>
       </w:r>
     </w:p>
     <w:p>
